--- a/Documents/TaskFlow Live Konzeptdokument.docx
+++ b/Documents/TaskFlow Live Konzeptdokument.docx
@@ -227,7 +227,33 @@
         <w:rPr>
           <w:lang w:val="de-DE"/>
         </w:rPr>
-        <w:t xml:space="preserve">“) visualisiert ein Tortendiagramm die persönlichen Aufgaben nach Priorität. </w:t>
+        <w:t xml:space="preserve">“) visualisiert </w:t>
+      </w:r>
+      <w:proofErr w:type="gramStart"/>
+      <w:r>
+        <w:rPr>
+          <w:lang w:val="de-DE"/>
+        </w:rPr>
+        <w:t xml:space="preserve">ein </w:t>
+      </w:r>
+      <w:r>
+        <w:rPr>
+          <w:lang w:val="de-DE"/>
+        </w:rPr>
+        <w:t xml:space="preserve"> </w:t>
+      </w:r>
+      <w:r>
+        <w:rPr>
+          <w:lang w:val="de-DE"/>
+        </w:rPr>
+        <w:t>Tortendiagramm</w:t>
+      </w:r>
+      <w:proofErr w:type="gramEnd"/>
+      <w:r>
+        <w:rPr>
+          <w:lang w:val="de-DE"/>
+        </w:rPr>
+        <w:t xml:space="preserve"> die persönlichen Aufgaben nach Priorität. </w:t>
       </w:r>
     </w:p>
     <w:p>
@@ -269,21 +295,7 @@
         <w:rPr>
           <w:lang w:val="de-DE"/>
         </w:rPr>
-        <w:t xml:space="preserve"> Das Herzstück der Anwendung. Dies ist ein Kanban-Board, auf dem Aufgaben per Drag-and-Drop verschoben werden (unter Einsatz von </w:t>
-      </w:r>
-      <w:proofErr w:type="spellStart"/>
-      <w:r>
-        <w:rPr>
-          <w:lang w:val="de-DE"/>
-        </w:rPr>
-        <w:t>WebSockets</w:t>
-      </w:r>
-      <w:proofErr w:type="spellEnd"/>
-      <w:r>
-        <w:rPr>
-          <w:lang w:val="de-DE"/>
-        </w:rPr>
-        <w:t xml:space="preserve">!). </w:t>
+        <w:t xml:space="preserve"> </w:t>
       </w:r>
     </w:p>
     <w:p>
@@ -391,6 +403,26 @@
           <w:lang w:val="de-DE"/>
         </w:rPr>
         <w:t xml:space="preserve"> Eine dedizierte Seite für einzelne Aufgaben. </w:t>
+      </w:r>
+      <w:r>
+        <w:rPr>
+          <w:lang w:val="de-DE"/>
+        </w:rPr>
+        <w:t>(</w:t>
+      </w:r>
+      <w:proofErr w:type="spellStart"/>
+      <w:r>
+        <w:rPr>
+          <w:lang w:val="de-DE"/>
+        </w:rPr>
+        <w:t>kankanboard</w:t>
+      </w:r>
+      <w:proofErr w:type="spellEnd"/>
+      <w:r>
+        <w:rPr>
+          <w:lang w:val="de-DE"/>
+        </w:rPr>
+        <w:t>)</w:t>
       </w:r>
     </w:p>
     <w:p>
@@ -3270,6 +3302,7 @@
   <w:style w:type="character" w:default="1" w:styleId="Absatz-Standardschriftart">
     <w:name w:val="Default Paragraph Font"/>
     <w:uiPriority w:val="1"/>
+    <w:semiHidden/>
     <w:unhideWhenUsed/>
   </w:style>
   <w:style w:type="table" w:default="1" w:styleId="NormaleTabelle">
